--- a/public/templates/examples/A-099-DataLabelingProcedures-EXAMPLE-S.docx
+++ b/public/templates/examples/A-099-DataLabelingProcedures-EXAMPLE-S.docx
@@ -2,52 +2,6 @@
 <file path=word/document.xml><?xml version="1.0" encoding="utf-8"?>
 <w:document xmlns:wpc="http://schemas.microsoft.com/office/word/2010/wordprocessingCanvas" xmlns:mc="http://schemas.openxmlformats.org/markup-compatibility/2006" xmlns:o="urn:schemas-microsoft-com:office:office" xmlns:r="http://schemas.openxmlformats.org/officeDocument/2006/relationships" xmlns:m="http://schemas.openxmlformats.org/officeDocument/2006/math" xmlns:v="urn:schemas-microsoft-com:vml" xmlns:wp14="http://schemas.microsoft.com/office/word/2010/wordprocessingDrawing" xmlns:wp="http://schemas.openxmlformats.org/drawingml/2006/wordprocessingDrawing" xmlns:w10="urn:schemas-microsoft-com:office:word" xmlns:w="http://schemas.openxmlformats.org/wordprocessingml/2006/main" xmlns:w14="http://schemas.microsoft.com/office/word/2010/wordml" xmlns:w15="http://schemas.microsoft.com/office/word/2012/wordml" xmlns:wpg="http://schemas.microsoft.com/office/word/2010/wordprocessingGroup" xmlns:wpi="http://schemas.microsoft.com/office/word/2010/wordprocessingInk" xmlns:wne="http://schemas.microsoft.com/office/word/2006/wordml" xmlns:wps="http://schemas.microsoft.com/office/word/2010/wordprocessingShape" xmlns:cx="http://schemas.microsoft.com/office/drawing/2014/chartex" xmlns:cx1="http://schemas.microsoft.com/office/drawing/2015/9/8/chartex" xmlns:cx2="http://schemas.microsoft.com/office/drawing/2015/10/21/chartex" xmlns:cx3="http://schemas.microsoft.com/office/drawing/2016/5/9/chartex" xmlns:cx4="http://schemas.microsoft.com/office/drawing/2016/5/10/chartex" xmlns:cx5="http://schemas.microsoft.com/office/drawing/2016/5/11/chartex" xmlns:cx6="http://schemas.microsoft.com/office/drawing/2016/5/12/chartex" xmlns:cx7="http://schemas.microsoft.com/office/drawing/2016/5/13/chartex" xmlns:cx8="http://schemas.microsoft.com/office/drawing/2016/5/14/chartex" xmlns:aink="http://schemas.microsoft.com/office/drawing/2016/ink" xmlns:am3d="http://schemas.microsoft.com/office/drawing/2017/model3d" xmlns:w16cex="http://schemas.microsoft.com/office/word/2018/wordml/cex" xmlns:w16cid="http://schemas.microsoft.com/office/word/2016/wordml/cid" xmlns:w16="http://schemas.microsoft.com/office/word/2018/wordml" xmlns:w16sdtdh="http://schemas.microsoft.com/office/word/2020/wordml/sdtdatahash" xmlns:w16se="http://schemas.microsoft.com/office/word/2015/wordml/symex" mc:Ignorable="w14 w15 wp14">
   <w:body>
-    <w:p>
-      <w:pPr>
-        <w:spacing w:after="80"/>
-        <w:jc w:val="center"/>
-      </w:pPr>
-      <w:r>
-        <w:drawing>
-          <wp:inline distT="0" distB="0" distL="0" distR="0">
-            <wp:extent cx="990600" cy="990600"/>
-            <wp:effectExtent t="0" r="0" b="0" l="0"/>
-            <wp:docPr id="1" name="Seal" descr="Agency seal" title="Seal"/>
-            <wp:cNvGraphicFramePr>
-              <a:graphicFrameLocks xmlns:a="http://schemas.openxmlformats.org/drawingml/2006/main" noChangeAspect="1"/>
-            </wp:cNvGraphicFramePr>
-            <a:graphic xmlns:a="http://schemas.openxmlformats.org/drawingml/2006/main">
-              <a:graphicData uri="http://schemas.openxmlformats.org/drawingml/2006/picture">
-                <pic:pic xmlns:pic="http://schemas.openxmlformats.org/drawingml/2006/picture">
-                  <pic:nvPicPr>
-                    <pic:cNvPr id="0" name="" descr=""/>
-                    <pic:cNvPicPr>
-                      <a:picLocks noChangeAspect="1" noChangeArrowheads="1"/>
-                    </pic:cNvPicPr>
-                  </pic:nvPicPr>
-                  <pic:blipFill>
-                    <a:blip r:embed="rId9" cstate="none"/>
-                    <a:srcRect/>
-                    <a:stretch>
-                      <a:fillRect/>
-                    </a:stretch>
-                  </pic:blipFill>
-                  <pic:spPr bwMode="auto">
-                    <a:xfrm>
-                      <a:off x="0" y="0"/>
-                      <a:ext cx="990600" cy="990600"/>
-                    </a:xfrm>
-                    <a:prstGeom prst="rect">
-                      <a:avLst/>
-                    </a:prstGeom>
-                  </pic:spPr>
-                </pic:pic>
-              </a:graphicData>
-            </a:graphic>
-          </wp:inline>
-        </w:drawing>
-      </w:r>
-    </w:p>
     <w:p>
       <w:pPr>
         <w:spacing w:after="60"/>
@@ -3161,6 +3115,7 @@
       <w:pBdr>
         <w:bottom w:val="single" w:color="1B3A5C" w:sz="6" w:space="2"/>
       </w:pBdr>
+      <w:jc w:val="center"/>
     </w:pPr>
     <w:r>
       <w:rPr>
@@ -3169,7 +3124,40 @@
         <w:sz w:val="16"/>
         <w:szCs w:val="16"/>
       </w:rPr>
-      <w:t xml:space="preserve"/>
+    </w:r>
+    <w:r>
+      <w:drawing>
+        <wp:inline xmlns:a="http://schemas.openxmlformats.org/drawingml/2006/main" xmlns:pic="http://schemas.openxmlformats.org/drawingml/2006/picture">
+          <wp:extent cx="822960" cy="822960"/>
+          <wp:docPr id="1" name="Picture 1"/>
+          <wp:cNvGraphicFramePr>
+            <a:graphicFrameLocks noChangeAspect="1"/>
+          </wp:cNvGraphicFramePr>
+          <a:graphic>
+            <a:graphicData uri="http://schemas.openxmlformats.org/drawingml/2006/picture">
+              <pic:pic>
+                <pic:nvPicPr>
+                  <pic:cNvPr id="0" name="seal_S.png"/>
+                  <pic:cNvPicPr/>
+                </pic:nvPicPr>
+                <pic:blipFill>
+                  <a:blip r:embed="rId1"/>
+                  <a:stretch>
+                    <a:fillRect/>
+                  </a:stretch>
+                </pic:blipFill>
+                <pic:spPr>
+                  <a:xfrm>
+                    <a:off x="0" y="0"/>
+                    <a:ext cx="822960" cy="822960"/>
+                  </a:xfrm>
+                  <a:prstGeom prst="rect"/>
+                </pic:spPr>
+              </pic:pic>
+            </a:graphicData>
+          </a:graphic>
+        </wp:inline>
+      </w:drawing>
     </w:r>
   </w:p>
   <w:p>
@@ -3192,11 +3180,11 @@
             <a:graphicData uri="http://schemas.openxmlformats.org/drawingml/2006/picture">
               <pic:pic>
                 <pic:nvPicPr>
-                  <pic:cNvPr id="0" name="_sample_wm.png"/>
+                  <pic:cNvPr id="0" name="image.png"/>
                   <pic:cNvPicPr/>
                 </pic:nvPicPr>
                 <pic:blipFill>
-                  <a:blip r:embed="rId1"/>
+                  <a:blip r:embed="rId2"/>
                   <a:stretch>
                     <a:fillRect/>
                   </a:stretch>

--- a/public/templates/examples/A-099-DataLabelingProcedures-EXAMPLE-S.docx
+++ b/public/templates/examples/A-099-DataLabelingProcedures-EXAMPLE-S.docx
@@ -54,6 +54,9 @@
         <w:gridCol w:w="9360"/>
       </w:tblGrid>
       <w:tr>
+        <w:trPr>
+          <w:cantSplit/>
+        </w:trPr>
         <w:tc>
           <w:tcPr>
             <w:tcW w:type="dxa" w:w="9360"/>
@@ -252,17 +255,9 @@
     </w:tbl>
     <w:p>
       <w:pPr>
-        <w:spacing w:after="100" w:before="220"/>
+        <w:pStyle w:val="Heading2"/>
       </w:pPr>
       <w:r>
-        <w:rPr>
-          <w:rFonts w:ascii="Aptos" w:cs="Aptos" w:eastAsia="Aptos" w:hAnsi="Aptos"/>
-          <w:b/>
-          <w:bCs/>
-          <w:color w:val="1B3A5C"/>
-          <w:sz w:val="26"/>
-          <w:szCs w:val="26"/>
-        </w:rPr>
         <w:t xml:space="preserve">1. Purpose</w:t>
       </w:r>
     </w:p>
@@ -286,17 +281,9 @@
     </w:p>
     <w:p>
       <w:pPr>
-        <w:spacing w:after="100" w:before="220"/>
+        <w:pStyle w:val="Heading2"/>
       </w:pPr>
       <w:r>
-        <w:rPr>
-          <w:rFonts w:ascii="Aptos" w:cs="Aptos" w:eastAsia="Aptos" w:hAnsi="Aptos"/>
-          <w:b/>
-          <w:bCs/>
-          <w:color w:val="1B3A5C"/>
-          <w:sz w:val="26"/>
-          <w:szCs w:val="26"/>
-        </w:rPr>
         <w:t xml:space="preserve">2. Scope</w:t>
       </w:r>
     </w:p>
@@ -356,17 +343,9 @@
     </w:p>
     <w:p>
       <w:pPr>
-        <w:spacing w:after="100" w:before="220"/>
+        <w:pStyle w:val="Heading2"/>
       </w:pPr>
       <w:r>
-        <w:rPr>
-          <w:rFonts w:ascii="Aptos" w:cs="Aptos" w:eastAsia="Aptos" w:hAnsi="Aptos"/>
-          <w:b/>
-          <w:bCs/>
-          <w:color w:val="1B3A5C"/>
-          <w:sz w:val="26"/>
-          <w:szCs w:val="26"/>
-        </w:rPr>
         <w:t xml:space="preserve">3. Prerequisites</w:t>
       </w:r>
     </w:p>
@@ -426,17 +405,9 @@
     </w:p>
     <w:p>
       <w:pPr>
-        <w:spacing w:after="100" w:before="220"/>
+        <w:pStyle w:val="Heading2"/>
       </w:pPr>
       <w:r>
-        <w:rPr>
-          <w:rFonts w:ascii="Aptos" w:cs="Aptos" w:eastAsia="Aptos" w:hAnsi="Aptos"/>
-          <w:b/>
-          <w:bCs/>
-          <w:color w:val="1B3A5C"/>
-          <w:sz w:val="26"/>
-          <w:szCs w:val="26"/>
-        </w:rPr>
         <w:t xml:space="preserve">4. Procedure Steps</w:t>
       </w:r>
     </w:p>
@@ -477,6 +448,7 @@
       </w:tblGrid>
       <w:tr>
         <w:trPr>
+          <w:cantSplit/>
           <w:tblHeader/>
         </w:trPr>
         <w:tc>
@@ -574,6 +546,9 @@
         </w:tc>
       </w:tr>
       <w:tr>
+        <w:trPr>
+          <w:cantSplit/>
+        </w:trPr>
         <w:tc>
           <w:tcPr>
             <w:tcW w:type="dxa" w:w="800"/>
@@ -672,6 +647,9 @@
         </w:tc>
       </w:tr>
       <w:tr>
+        <w:trPr>
+          <w:cantSplit/>
+        </w:trPr>
         <w:tc>
           <w:tcPr>
             <w:tcW w:type="dxa" w:w="800"/>
@@ -770,6 +748,9 @@
         </w:tc>
       </w:tr>
       <w:tr>
+        <w:trPr>
+          <w:cantSplit/>
+        </w:trPr>
         <w:tc>
           <w:tcPr>
             <w:tcW w:type="dxa" w:w="800"/>
@@ -905,6 +886,7 @@
       </w:tblGrid>
       <w:tr>
         <w:trPr>
+          <w:cantSplit/>
           <w:tblHeader/>
         </w:trPr>
         <w:tc>
@@ -1002,6 +984,9 @@
         </w:tc>
       </w:tr>
       <w:tr>
+        <w:trPr>
+          <w:cantSplit/>
+        </w:trPr>
         <w:tc>
           <w:tcPr>
             <w:tcW w:type="dxa" w:w="800"/>
@@ -1100,6 +1085,9 @@
         </w:tc>
       </w:tr>
       <w:tr>
+        <w:trPr>
+          <w:cantSplit/>
+        </w:trPr>
         <w:tc>
           <w:tcPr>
             <w:tcW w:type="dxa" w:w="800"/>
@@ -1198,6 +1186,9 @@
         </w:tc>
       </w:tr>
       <w:tr>
+        <w:trPr>
+          <w:cantSplit/>
+        </w:trPr>
         <w:tc>
           <w:tcPr>
             <w:tcW w:type="dxa" w:w="800"/>
@@ -1333,6 +1324,7 @@
       </w:tblGrid>
       <w:tr>
         <w:trPr>
+          <w:cantSplit/>
           <w:tblHeader/>
         </w:trPr>
         <w:tc>
@@ -1430,6 +1422,9 @@
         </w:tc>
       </w:tr>
       <w:tr>
+        <w:trPr>
+          <w:cantSplit/>
+        </w:trPr>
         <w:tc>
           <w:tcPr>
             <w:tcW w:type="dxa" w:w="800"/>
@@ -1528,6 +1523,9 @@
         </w:tc>
       </w:tr>
       <w:tr>
+        <w:trPr>
+          <w:cantSplit/>
+        </w:trPr>
         <w:tc>
           <w:tcPr>
             <w:tcW w:type="dxa" w:w="800"/>
@@ -1626,6 +1624,9 @@
         </w:tc>
       </w:tr>
       <w:tr>
+        <w:trPr>
+          <w:cantSplit/>
+        </w:trPr>
         <w:tc>
           <w:tcPr>
             <w:tcW w:type="dxa" w:w="800"/>
@@ -1761,6 +1762,7 @@
       </w:tblGrid>
       <w:tr>
         <w:trPr>
+          <w:cantSplit/>
           <w:tblHeader/>
         </w:trPr>
         <w:tc>
@@ -1858,6 +1860,9 @@
         </w:tc>
       </w:tr>
       <w:tr>
+        <w:trPr>
+          <w:cantSplit/>
+        </w:trPr>
         <w:tc>
           <w:tcPr>
             <w:tcW w:type="dxa" w:w="800"/>
@@ -1956,6 +1961,9 @@
         </w:tc>
       </w:tr>
       <w:tr>
+        <w:trPr>
+          <w:cantSplit/>
+        </w:trPr>
         <w:tc>
           <w:tcPr>
             <w:tcW w:type="dxa" w:w="800"/>
@@ -2054,6 +2062,9 @@
         </w:tc>
       </w:tr>
       <w:tr>
+        <w:trPr>
+          <w:cantSplit/>
+        </w:trPr>
         <w:tc>
           <w:tcPr>
             <w:tcW w:type="dxa" w:w="800"/>
@@ -2154,17 +2165,9 @@
     </w:tbl>
     <w:p>
       <w:pPr>
-        <w:spacing w:after="100" w:before="220"/>
+        <w:pStyle w:val="Heading2"/>
       </w:pPr>
       <w:r>
-        <w:rPr>
-          <w:rFonts w:ascii="Aptos" w:cs="Aptos" w:eastAsia="Aptos" w:hAnsi="Aptos"/>
-          <w:b/>
-          <w:bCs/>
-          <w:color w:val="1B3A5C"/>
-          <w:sz w:val="26"/>
-          <w:szCs w:val="26"/>
-        </w:rPr>
         <w:t xml:space="preserve">5. Verification Criteria</w:t>
       </w:r>
     </w:p>
@@ -2206,17 +2209,9 @@
     </w:p>
     <w:p>
       <w:pPr>
-        <w:spacing w:after="100" w:before="220"/>
+        <w:pStyle w:val="Heading2"/>
       </w:pPr>
       <w:r>
-        <w:rPr>
-          <w:rFonts w:ascii="Aptos" w:cs="Aptos" w:eastAsia="Aptos" w:hAnsi="Aptos"/>
-          <w:b/>
-          <w:bCs/>
-          <w:color w:val="1B3A5C"/>
-          <w:sz w:val="26"/>
-          <w:szCs w:val="26"/>
-        </w:rPr>
         <w:t xml:space="preserve">6. Related Documents</w:t>
       </w:r>
     </w:p>
@@ -2240,17 +2235,9 @@
     </w:p>
     <w:p>
       <w:pPr>
-        <w:spacing w:after="100" w:before="220"/>
+        <w:pStyle w:val="Heading2"/>
       </w:pPr>
       <w:r>
-        <w:rPr>
-          <w:rFonts w:ascii="Aptos" w:cs="Aptos" w:eastAsia="Aptos" w:hAnsi="Aptos"/>
-          <w:b/>
-          <w:bCs/>
-          <w:color w:val="1B3A5C"/>
-          <w:sz w:val="26"/>
-          <w:szCs w:val="26"/>
-        </w:rPr>
         <w:t xml:space="preserve">Profile Scaling Notes</w:t>
       </w:r>
     </w:p>
@@ -2288,6 +2275,9 @@
         <w:gridCol w:w="9360"/>
       </w:tblGrid>
       <w:tr>
+        <w:trPr>
+          <w:cantSplit/>
+        </w:trPr>
         <w:tc>
           <w:tcPr>
             <w:tcW w:type="dxa" w:w="9360"/>
@@ -2380,17 +2370,9 @@
     </w:tbl>
     <w:p>
       <w:pPr>
-        <w:spacing w:after="100" w:before="220"/>
+        <w:pStyle w:val="Heading2"/>
       </w:pPr>
       <w:r>
-        <w:rPr>
-          <w:rFonts w:ascii="Aptos" w:cs="Aptos" w:eastAsia="Aptos" w:hAnsi="Aptos"/>
-          <w:b/>
-          <w:bCs/>
-          <w:color w:val="1B3A5C"/>
-          <w:sz w:val="26"/>
-          <w:szCs w:val="26"/>
-        </w:rPr>
         <w:t xml:space="preserve">Approval Signatures</w:t>
       </w:r>
     </w:p>
@@ -2414,6 +2396,7 @@
       </w:tblGrid>
       <w:tr>
         <w:trPr>
+          <w:cantSplit/>
           <w:tblHeader/>
         </w:trPr>
         <w:tc>
@@ -2542,6 +2525,9 @@
         </w:tc>
       </w:tr>
       <w:tr>
+        <w:trPr>
+          <w:cantSplit/>
+        </w:trPr>
         <w:tc>
           <w:tcPr>
             <w:tcW w:type="dxa" w:w="3000"/>
@@ -2674,17 +2660,9 @@
     </w:tbl>
     <w:p>
       <w:pPr>
-        <w:spacing w:after="100" w:before="220"/>
+        <w:pStyle w:val="Heading2"/>
       </w:pPr>
       <w:r>
-        <w:rPr>
-          <w:rFonts w:ascii="Aptos" w:cs="Aptos" w:eastAsia="Aptos" w:hAnsi="Aptos"/>
-          <w:b/>
-          <w:bCs/>
-          <w:color w:val="1B3A5C"/>
-          <w:sz w:val="26"/>
-          <w:szCs w:val="26"/>
-        </w:rPr>
         <w:t xml:space="preserve">Revision History</w:t>
       </w:r>
     </w:p>
@@ -2708,6 +2686,7 @@
       </w:tblGrid>
       <w:tr>
         <w:trPr>
+          <w:cantSplit/>
           <w:tblHeader/>
         </w:trPr>
         <w:tc>
@@ -2836,6 +2815,9 @@
         </w:tc>
       </w:tr>
       <w:tr>
+        <w:trPr>
+          <w:cantSplit/>
+        </w:trPr>
         <w:tc>
           <w:tcPr>
             <w:tcW w:type="dxa" w:w="1300"/>
@@ -2966,6 +2948,7 @@
         </w:tc>
       </w:tr>
     </w:tbl>
+    <w:p/>
     <w:sectPr>
       <w:headerReference w:type="default" r:id="rId7"/>
       <w:footerReference w:type="default" r:id="rId8"/>
@@ -2976,10 +2959,6 @@
     </w:sectPr>
   </w:body>
 </w:document>
-</file>
-
-<file path=word/comments.xml><?xml version="1.0" encoding="utf-8"?>
-<w:comments xmlns:cx="http://schemas.microsoft.com/office/drawing/2014/chartex" xmlns:cx1="http://schemas.microsoft.com/office/drawing/2015/9/8/chartex" xmlns:cx2="http://schemas.microsoft.com/office/drawing/2015/10/21/chartex" xmlns:cx3="http://schemas.microsoft.com/office/drawing/2016/5/9/chartex" xmlns:cx4="http://schemas.microsoft.com/office/drawing/2016/5/10/chartex" xmlns:cx5="http://schemas.microsoft.com/office/drawing/2016/5/11/chartex" xmlns:cx6="http://schemas.microsoft.com/office/drawing/2016/5/12/chartex" xmlns:cx7="http://schemas.microsoft.com/office/drawing/2016/5/13/chartex" xmlns:cx8="http://schemas.microsoft.com/office/drawing/2016/5/14/chartex" xmlns:mc="http://schemas.openxmlformats.org/markup-compatibility/2006" xmlns:aink="http://schemas.microsoft.com/office/drawing/2016/ink" xmlns:am3d="http://schemas.microsoft.com/office/drawing/2017/model3d" xmlns:o="urn:schemas-microsoft-com:office:office" xmlns:r="http://schemas.openxmlformats.org/officeDocument/2006/relationships" xmlns:m="http://schemas.openxmlformats.org/officeDocument/2006/math" xmlns:v="urn:schemas-microsoft-com:vml" xmlns:wp14="http://schemas.microsoft.com/office/word/2010/wordprocessingDrawing" xmlns:wp="http://schemas.openxmlformats.org/drawingml/2006/wordprocessingDrawing" xmlns:w10="urn:schemas-microsoft-com:office:word" xmlns:w="http://schemas.openxmlformats.org/wordprocessingml/2006/main" xmlns:w14="http://schemas.microsoft.com/office/word/2010/wordml" xmlns:w15="http://schemas.microsoft.com/office/word/2012/wordml" xmlns:w16cex="http://schemas.microsoft.com/office/word/2018/wordml/cex" xmlns:w16cid="http://schemas.microsoft.com/office/word/2016/wordml/cid" xmlns:w16="http://schemas.microsoft.com/office/word/2018/wordml" xmlns:w16sdtdh="http://schemas.microsoft.com/office/word/2020/wordml/sdtdatahash" xmlns:w16se="http://schemas.microsoft.com/office/word/2015/wordml/symex" xmlns:wpg="http://schemas.microsoft.com/office/word/2010/wordprocessingGroup" xmlns:wpi="http://schemas.microsoft.com/office/word/2010/wordprocessingInk" xmlns:wne="http://schemas.microsoft.com/office/word/2006/wordml" xmlns:wps="http://schemas.microsoft.com/office/word/2010/wordprocessingShape"/>
 </file>
 
 <file path=word/endnotes.xml><?xml version="1.0" encoding="utf-8"?>
@@ -3112,9 +3091,6 @@
 <w:hdr xmlns:wpc="http://schemas.microsoft.com/office/word/2010/wordprocessingCanvas" xmlns:mc="http://schemas.openxmlformats.org/markup-compatibility/2006" xmlns:o="urn:schemas-microsoft-com:office:office" xmlns:r="http://schemas.openxmlformats.org/officeDocument/2006/relationships" xmlns:m="http://schemas.openxmlformats.org/officeDocument/2006/math" xmlns:v="urn:schemas-microsoft-com:vml" xmlns:wp14="http://schemas.microsoft.com/office/word/2010/wordprocessingDrawing" xmlns:wp="http://schemas.openxmlformats.org/drawingml/2006/wordprocessingDrawing" xmlns:w10="urn:schemas-microsoft-com:office:word" xmlns:w="http://schemas.openxmlformats.org/wordprocessingml/2006/main" xmlns:w14="http://schemas.microsoft.com/office/word/2010/wordml" xmlns:w15="http://schemas.microsoft.com/office/word/2012/wordml" xmlns:wpg="http://schemas.microsoft.com/office/word/2010/wordprocessingGroup" xmlns:wpi="http://schemas.microsoft.com/office/word/2010/wordprocessingInk" xmlns:wne="http://schemas.microsoft.com/office/word/2006/wordml" xmlns:wps="http://schemas.microsoft.com/office/word/2010/wordprocessingShape" xmlns:cx="http://schemas.microsoft.com/office/drawing/2014/chartex" xmlns:cx1="http://schemas.microsoft.com/office/drawing/2015/9/8/chartex" xmlns:cx2="http://schemas.microsoft.com/office/drawing/2015/10/21/chartex" xmlns:cx3="http://schemas.microsoft.com/office/drawing/2016/5/9/chartex" xmlns:cx4="http://schemas.microsoft.com/office/drawing/2016/5/10/chartex" xmlns:cx5="http://schemas.microsoft.com/office/drawing/2016/5/11/chartex" xmlns:cx6="http://schemas.microsoft.com/office/drawing/2016/5/12/chartex" xmlns:cx7="http://schemas.microsoft.com/office/drawing/2016/5/13/chartex" xmlns:cx8="http://schemas.microsoft.com/office/drawing/2016/5/14/chartex" xmlns:w16cid="http://schemas.microsoft.com/office/word/2016/wordml/cid" xmlns:w16se="http://schemas.microsoft.com/office/word/2015/wordml/symex">
   <w:p>
     <w:pPr>
-      <w:pBdr>
-        <w:bottom w:val="single" w:color="1B3A5C" w:sz="6" w:space="2"/>
-      </w:pBdr>
       <w:jc w:val="center"/>
     </w:pPr>
     <w:r>
@@ -3128,7 +3104,7 @@
     <w:r>
       <w:drawing>
         <wp:inline xmlns:a="http://schemas.openxmlformats.org/drawingml/2006/main" xmlns:pic="http://schemas.openxmlformats.org/drawingml/2006/picture">
-          <wp:extent cx="822960" cy="822960"/>
+          <wp:extent cx="777240" cy="777240"/>
           <wp:docPr id="1" name="Picture 1"/>
           <wp:cNvGraphicFramePr>
             <a:graphicFrameLocks noChangeAspect="1"/>
@@ -3149,7 +3125,7 @@
                 <pic:spPr>
                   <a:xfrm>
                     <a:off x="0" y="0"/>
-                    <a:ext cx="822960" cy="822960"/>
+                    <a:ext cx="777240" cy="777240"/>
                   </a:xfrm>
                   <a:prstGeom prst="rect"/>
                 </pic:spPr>
@@ -3158,6 +3134,22 @@
           </a:graphic>
         </wp:inline>
       </w:drawing>
+    </w:r>
+  </w:p>
+  <w:p>
+    <w:pPr>
+      <w:pBdr>
+        <w:bottom w:val="single" w:color="1B3A5C" w:sz="6" w:space="2"/>
+      </w:pBdr>
+      <w:jc w:val="right"/>
+    </w:pPr>
+    <w:r>
+      <w:rPr>
+        <w:rFonts w:ascii="Aptos" w:cs="Aptos" w:eastAsia="Aptos" w:hAnsi="Aptos"/>
+        <w:color w:val="595959"/>
+        <w:sz w:val="16"/>
+        <w:szCs w:val="16"/>
+      </w:rPr>
     </w:r>
   </w:p>
   <w:p>
@@ -3180,7 +3172,7 @@
             <a:graphicData uri="http://schemas.openxmlformats.org/drawingml/2006/picture">
               <pic:pic>
                 <pic:nvPicPr>
-                  <pic:cNvPr id="0" name="image.png"/>
+                  <pic:cNvPr id="0" name="_sample_wm.png"/>
                   <pic:cNvPicPr/>
                 </pic:nvPicPr>
                 <pic:blipFill>
@@ -3328,8 +3320,17 @@
     <w:basedOn w:val="Normal"/>
     <w:next w:val="Normal"/>
     <w:qFormat/>
+    <w:pPr>
+      <w:keepNext/>
+      <w:keepLines/>
+      <w:spacing w:after="160" w:before="240"/>
+      <w:outlineLvl w:val="0"/>
+    </w:pPr>
     <w:rPr>
-      <w:color w:val="2E74B5"/>
+      <w:rFonts w:ascii="Aptos" w:cs="Aptos" w:eastAsia="Aptos" w:hAnsi="Aptos"/>
+      <w:b/>
+      <w:bCs/>
+      <w:color w:val="1B3A5C"/>
       <w:sz w:val="32"/>
       <w:szCs w:val="32"/>
     </w:rPr>
@@ -3339,8 +3340,17 @@
     <w:basedOn w:val="Normal"/>
     <w:next w:val="Normal"/>
     <w:qFormat/>
+    <w:pPr>
+      <w:keepNext/>
+      <w:keepLines/>
+      <w:spacing w:after="100" w:before="220"/>
+      <w:outlineLvl w:val="1"/>
+    </w:pPr>
     <w:rPr>
-      <w:color w:val="2E74B5"/>
+      <w:rFonts w:ascii="Aptos" w:cs="Aptos" w:eastAsia="Aptos" w:hAnsi="Aptos"/>
+      <w:b/>
+      <w:bCs/>
+      <w:color w:val="1B3A5C"/>
       <w:sz w:val="26"/>
       <w:szCs w:val="26"/>
     </w:rPr>
@@ -3350,10 +3360,19 @@
     <w:basedOn w:val="Normal"/>
     <w:next w:val="Normal"/>
     <w:qFormat/>
+    <w:pPr>
+      <w:keepNext/>
+      <w:keepLines/>
+      <w:spacing w:after="100" w:before="220"/>
+      <w:outlineLvl w:val="2"/>
+    </w:pPr>
     <w:rPr>
-      <w:color w:val="1F4D78"/>
-      <w:sz w:val="24"/>
-      <w:szCs w:val="24"/>
+      <w:rFonts w:ascii="Aptos" w:cs="Aptos" w:eastAsia="Aptos" w:hAnsi="Aptos"/>
+      <w:b/>
+      <w:bCs/>
+      <w:color w:val="1B3A5C"/>
+      <w:sz w:val="26"/>
+      <w:szCs w:val="26"/>
     </w:rPr>
   </w:style>
   <w:style w:type="paragraph" w:styleId="Heading4">
@@ -3361,10 +3380,19 @@
     <w:basedOn w:val="Normal"/>
     <w:next w:val="Normal"/>
     <w:qFormat/>
+    <w:pPr>
+      <w:keepNext/>
+      <w:keepLines/>
+      <w:spacing w:after="100" w:before="220"/>
+      <w:outlineLvl w:val="3"/>
+    </w:pPr>
     <w:rPr>
-      <w:i/>
-      <w:iCs/>
-      <w:color w:val="2E74B5"/>
+      <w:rFonts w:ascii="Aptos" w:cs="Aptos" w:eastAsia="Aptos" w:hAnsi="Aptos"/>
+      <w:b/>
+      <w:bCs/>
+      <w:color w:val="1B3A5C"/>
+      <w:sz w:val="24"/>
+      <w:szCs w:val="24"/>
     </w:rPr>
   </w:style>
   <w:style w:type="paragraph" w:styleId="Heading5">
@@ -3372,8 +3400,19 @@
     <w:basedOn w:val="Normal"/>
     <w:next w:val="Normal"/>
     <w:qFormat/>
+    <w:pPr>
+      <w:keepNext/>
+      <w:keepLines/>
+      <w:spacing w:after="100" w:before="220"/>
+      <w:outlineLvl w:val="4"/>
+    </w:pPr>
     <w:rPr>
-      <w:color w:val="2E74B5"/>
+      <w:rFonts w:ascii="Aptos" w:cs="Aptos" w:eastAsia="Aptos" w:hAnsi="Aptos"/>
+      <w:b/>
+      <w:bCs/>
+      <w:color w:val="1B3A5C"/>
+      <w:sz w:val="24"/>
+      <w:szCs w:val="24"/>
     </w:rPr>
   </w:style>
   <w:style w:type="paragraph" w:styleId="Heading6">
@@ -3381,8 +3420,19 @@
     <w:basedOn w:val="Normal"/>
     <w:next w:val="Normal"/>
     <w:qFormat/>
+    <w:pPr>
+      <w:keepNext/>
+      <w:keepLines/>
+      <w:spacing w:after="100" w:before="220"/>
+      <w:outlineLvl w:val="5"/>
+    </w:pPr>
     <w:rPr>
-      <w:color w:val="1F4D78"/>
+      <w:rFonts w:ascii="Aptos" w:cs="Aptos" w:eastAsia="Aptos" w:hAnsi="Aptos"/>
+      <w:b/>
+      <w:bCs/>
+      <w:color w:val="1B3A5C"/>
+      <w:sz w:val="24"/>
+      <w:szCs w:val="24"/>
     </w:rPr>
   </w:style>
   <w:style w:type="paragraph" w:styleId="Strong">
